--- a/COMPANY LETTER HEAD FOR AIFTA.docx
+++ b/COMPANY LETTER HEAD FOR AIFTA.docx
@@ -5,36 +5,377 @@
     <w:p>
       <w:pPr>
         <w:pStyle w:val="TableParagraph"/>
-        <w:ind w:left="2105" w:right="2097" w:hanging="5"/>
+        <w:spacing w:before="3"/>
+        <w:ind w:left="33" w:right="1"/>
         <w:jc w:val="center"/>
         <w:rPr>
-          <w:rFonts w:ascii="Times New Roman" w:hAnsi="Times New Roman" w:cs="Times New Roman"/>
-          <w:b/>
-          <w:sz w:val="48"/>
+          <w:b/>
+          <w:spacing w:val="-2"/>
+          <w:sz w:val="39"/>
+          <w:u w:val="single"/>
         </w:rPr>
       </w:pPr>
       <w:r>
         <w:rPr>
           <w:b/>
-          <w:sz w:val="44"/>
-        </w:rPr>
-        <w:t xml:space="preserve">SRI </w:t>
-      </w:r>
+          <w:spacing w:val="-2"/>
+          <w:sz w:val="39"/>
+          <w:u w:val="single"/>
+        </w:rPr>
+        <w:t>GAJANANA</w:t>
+      </w:r>
+      <w:r>
+        <w:rPr>
+          <w:b/>
+          <w:spacing w:val="-7"/>
+          <w:sz w:val="39"/>
+          <w:u w:val="single"/>
+        </w:rPr>
+        <w:t xml:space="preserve"> </w:t>
+      </w:r>
+      <w:r>
+        <w:rPr>
+          <w:b/>
+          <w:spacing w:val="-2"/>
+          <w:sz w:val="39"/>
+          <w:u w:val="single"/>
+        </w:rPr>
+        <w:t>GRANITES</w:t>
+      </w:r>
+    </w:p>
+    <w:p>
+      <w:pPr>
+        <w:pStyle w:val="TableParagraph"/>
+        <w:spacing w:before="3"/>
+        <w:ind w:left="33" w:right="1"/>
+        <w:jc w:val="center"/>
+        <w:rPr>
+          <w:b/>
+          <w:sz w:val="39"/>
+        </w:rPr>
+      </w:pPr>
+    </w:p>
+    <w:p>
+      <w:pPr>
+        <w:pStyle w:val="TableParagraph"/>
+        <w:spacing w:line="203" w:lineRule="exact"/>
+        <w:ind w:left="33" w:right="3"/>
+        <w:jc w:val="center"/>
+        <w:rPr>
+          <w:b/>
+          <w:spacing w:val="-2"/>
+          <w:sz w:val="17"/>
+        </w:rPr>
+      </w:pPr>
       <w:proofErr w:type="spellStart"/>
       <w:r>
         <w:rPr>
           <w:b/>
-          <w:sz w:val="44"/>
-        </w:rPr>
-        <w:t>SRI</w:t>
+          <w:sz w:val="17"/>
+        </w:rPr>
+        <w:t>Sy</w:t>
       </w:r>
       <w:proofErr w:type="spellEnd"/>
       <w:r>
         <w:rPr>
           <w:b/>
-          <w:sz w:val="44"/>
-        </w:rPr>
-        <w:t xml:space="preserve"> VIJAYALAXMI GRANITES</w:t>
+          <w:sz w:val="17"/>
+        </w:rPr>
+        <w:t>.</w:t>
+      </w:r>
+      <w:r>
+        <w:rPr>
+          <w:b/>
+          <w:spacing w:val="4"/>
+          <w:sz w:val="17"/>
+        </w:rPr>
+        <w:t xml:space="preserve"> </w:t>
+      </w:r>
+      <w:r>
+        <w:rPr>
+          <w:b/>
+          <w:sz w:val="17"/>
+        </w:rPr>
+        <w:t>No.</w:t>
+      </w:r>
+      <w:r>
+        <w:rPr>
+          <w:b/>
+          <w:spacing w:val="6"/>
+          <w:sz w:val="17"/>
+        </w:rPr>
+        <w:t xml:space="preserve"> </w:t>
+      </w:r>
+      <w:r>
+        <w:rPr>
+          <w:b/>
+          <w:sz w:val="17"/>
+        </w:rPr>
+        <w:t>241/A2,</w:t>
+      </w:r>
+      <w:r>
+        <w:rPr>
+          <w:b/>
+          <w:spacing w:val="6"/>
+          <w:sz w:val="17"/>
+        </w:rPr>
+        <w:t xml:space="preserve"> </w:t>
+      </w:r>
+      <w:proofErr w:type="spellStart"/>
+      <w:r>
+        <w:rPr>
+          <w:b/>
+          <w:sz w:val="17"/>
+        </w:rPr>
+        <w:t>Bommavaripalli</w:t>
+      </w:r>
+      <w:proofErr w:type="spellEnd"/>
+      <w:r>
+        <w:rPr>
+          <w:b/>
+          <w:spacing w:val="6"/>
+          <w:sz w:val="17"/>
+        </w:rPr>
+        <w:t xml:space="preserve"> </w:t>
+      </w:r>
+      <w:r>
+        <w:rPr>
+          <w:b/>
+          <w:sz w:val="17"/>
+        </w:rPr>
+        <w:t>Village,</w:t>
+      </w:r>
+      <w:r>
+        <w:rPr>
+          <w:b/>
+          <w:spacing w:val="5"/>
+          <w:sz w:val="17"/>
+        </w:rPr>
+        <w:t xml:space="preserve"> </w:t>
+      </w:r>
+      <w:r>
+        <w:rPr>
+          <w:b/>
+          <w:sz w:val="17"/>
+        </w:rPr>
+        <w:t>Rama</w:t>
+      </w:r>
+      <w:r>
+        <w:rPr>
+          <w:b/>
+          <w:spacing w:val="7"/>
+          <w:sz w:val="17"/>
+        </w:rPr>
+        <w:t xml:space="preserve"> </w:t>
+      </w:r>
+      <w:proofErr w:type="spellStart"/>
+      <w:r>
+        <w:rPr>
+          <w:b/>
+          <w:sz w:val="17"/>
+        </w:rPr>
+        <w:t>Naidupalli</w:t>
+      </w:r>
+      <w:proofErr w:type="spellEnd"/>
+      <w:r>
+        <w:rPr>
+          <w:b/>
+          <w:spacing w:val="6"/>
+          <w:sz w:val="17"/>
+        </w:rPr>
+        <w:t xml:space="preserve"> </w:t>
+      </w:r>
+      <w:r>
+        <w:rPr>
+          <w:b/>
+          <w:sz w:val="17"/>
+        </w:rPr>
+        <w:t>Post,</w:t>
+      </w:r>
+      <w:r>
+        <w:rPr>
+          <w:b/>
+          <w:spacing w:val="8"/>
+          <w:sz w:val="17"/>
+        </w:rPr>
+        <w:t xml:space="preserve"> </w:t>
+      </w:r>
+      <w:r>
+        <w:rPr>
+          <w:b/>
+          <w:sz w:val="17"/>
+        </w:rPr>
+        <w:t>G.D.</w:t>
+      </w:r>
+      <w:r>
+        <w:rPr>
+          <w:b/>
+          <w:spacing w:val="6"/>
+          <w:sz w:val="17"/>
+        </w:rPr>
+        <w:t xml:space="preserve"> </w:t>
+      </w:r>
+      <w:r>
+        <w:rPr>
+          <w:b/>
+          <w:sz w:val="17"/>
+        </w:rPr>
+        <w:t>Nellore</w:t>
+      </w:r>
+      <w:r>
+        <w:rPr>
+          <w:b/>
+          <w:spacing w:val="7"/>
+          <w:sz w:val="17"/>
+        </w:rPr>
+        <w:t xml:space="preserve"> </w:t>
+      </w:r>
+      <w:r>
+        <w:rPr>
+          <w:b/>
+          <w:sz w:val="17"/>
+        </w:rPr>
+        <w:t>Mandal,</w:t>
+      </w:r>
+      <w:r>
+        <w:rPr>
+          <w:b/>
+          <w:spacing w:val="7"/>
+          <w:sz w:val="17"/>
+        </w:rPr>
+        <w:t xml:space="preserve"> </w:t>
+      </w:r>
+      <w:proofErr w:type="spellStart"/>
+      <w:r>
+        <w:rPr>
+          <w:b/>
+          <w:sz w:val="17"/>
+        </w:rPr>
+        <w:t>Chittoor</w:t>
+      </w:r>
+      <w:proofErr w:type="spellEnd"/>
+      <w:r>
+        <w:rPr>
+          <w:b/>
+          <w:spacing w:val="7"/>
+          <w:sz w:val="17"/>
+        </w:rPr>
+        <w:t xml:space="preserve"> </w:t>
+      </w:r>
+      <w:r>
+        <w:rPr>
+          <w:b/>
+          <w:sz w:val="17"/>
+        </w:rPr>
+        <w:t>District,</w:t>
+      </w:r>
+      <w:r>
+        <w:rPr>
+          <w:b/>
+          <w:spacing w:val="7"/>
+          <w:sz w:val="17"/>
+        </w:rPr>
+        <w:t xml:space="preserve"> </w:t>
+      </w:r>
+      <w:r>
+        <w:rPr>
+          <w:b/>
+          <w:sz w:val="17"/>
+        </w:rPr>
+        <w:t>A.P.</w:t>
+      </w:r>
+      <w:r>
+        <w:rPr>
+          <w:b/>
+          <w:spacing w:val="5"/>
+          <w:sz w:val="17"/>
+        </w:rPr>
+        <w:t xml:space="preserve"> </w:t>
+      </w:r>
+      <w:r>
+        <w:rPr>
+          <w:b/>
+          <w:sz w:val="17"/>
+        </w:rPr>
+        <w:t>–</w:t>
+      </w:r>
+      <w:r>
+        <w:rPr>
+          <w:b/>
+          <w:spacing w:val="7"/>
+          <w:sz w:val="17"/>
+        </w:rPr>
+        <w:t xml:space="preserve"> </w:t>
+      </w:r>
+      <w:r>
+        <w:rPr>
+          <w:b/>
+          <w:spacing w:val="-2"/>
+          <w:sz w:val="17"/>
+        </w:rPr>
+        <w:t>517002</w:t>
+      </w:r>
+    </w:p>
+    <w:p>
+      <w:pPr>
+        <w:pStyle w:val="TableParagraph"/>
+        <w:spacing w:line="203" w:lineRule="exact"/>
+        <w:ind w:left="33" w:right="3"/>
+        <w:jc w:val="center"/>
+        <w:rPr>
+          <w:b/>
+          <w:sz w:val="17"/>
+        </w:rPr>
+      </w:pPr>
+    </w:p>
+    <w:p>
+      <w:pPr>
+        <w:pStyle w:val="TableParagraph"/>
+        <w:spacing w:before="88"/>
+        <w:ind w:left="33" w:right="1"/>
+        <w:jc w:val="center"/>
+        <w:rPr>
+          <w:b/>
+          <w:sz w:val="26"/>
+        </w:rPr>
+      </w:pPr>
+      <w:r>
+        <w:rPr>
+          <w:b/>
+          <w:sz w:val="26"/>
+        </w:rPr>
+        <w:t>GSTIN</w:t>
+      </w:r>
+      <w:r>
+        <w:rPr>
+          <w:b/>
+          <w:spacing w:val="-7"/>
+          <w:sz w:val="26"/>
+        </w:rPr>
+        <w:t xml:space="preserve"> </w:t>
+      </w:r>
+      <w:r>
+        <w:rPr>
+          <w:b/>
+          <w:sz w:val="26"/>
+        </w:rPr>
+        <w:t>-</w:t>
+      </w:r>
+      <w:r>
+        <w:rPr>
+          <w:b/>
+          <w:spacing w:val="-6"/>
+          <w:sz w:val="26"/>
+        </w:rPr>
+        <w:t xml:space="preserve"> </w:t>
+      </w:r>
+      <w:r>
+        <w:rPr>
+          <w:b/>
+          <w:spacing w:val="-2"/>
+          <w:sz w:val="26"/>
+        </w:rPr>
+        <w:t>37AARFG0922C1ZL</w:t>
       </w:r>
     </w:p>
     <w:p>
@@ -42,36 +383,6 @@
         <w:pStyle w:val="TableParagraph"/>
         <w:ind w:left="2105" w:right="2097" w:hanging="5"/>
         <w:jc w:val="center"/>
-      </w:pPr>
-      <w:r>
-        <w:t xml:space="preserve">SY NO.164/AA, MUDIGONDA KHAMMAM RURAL </w:t>
-      </w:r>
-    </w:p>
-    <w:p>
-      <w:pPr>
-        <w:pStyle w:val="TableParagraph"/>
-        <w:ind w:left="2105" w:right="2097" w:hanging="5"/>
-        <w:jc w:val="center"/>
-      </w:pPr>
-      <w:r>
-        <w:t xml:space="preserve">KHAMMAM DIST.-T.S. </w:t>
-      </w:r>
-    </w:p>
-    <w:p>
-      <w:pPr>
-        <w:pStyle w:val="TableParagraph"/>
-        <w:ind w:left="2105" w:right="2097" w:hanging="5"/>
-        <w:jc w:val="center"/>
-      </w:pPr>
-      <w:r>
-        <w:t>GSTIN/UIN: 36ADMFS8645N1Z3</w:t>
-      </w:r>
-    </w:p>
-    <w:p>
-      <w:pPr>
-        <w:pStyle w:val="TableParagraph"/>
-        <w:ind w:left="2105" w:right="2097" w:hanging="5"/>
-        <w:jc w:val="center"/>
         <w:rPr>
           <w:b/>
           <w:sz w:val="32"/>
@@ -96,14 +407,33 @@
           <w:szCs w:val="32"/>
         </w:rPr>
       </w:pPr>
-      <w:r>
+    </w:p>
+    <w:p>
+      <w:pPr>
+        <w:jc w:val="center"/>
         <w:rPr>
           <w:b/>
           <w:sz w:val="32"/>
           <w:szCs w:val="32"/>
         </w:rPr>
+      </w:pPr>
+      <w:r>
+        <w:rPr>
+          <w:b/>
+          <w:sz w:val="32"/>
+          <w:szCs w:val="32"/>
+        </w:rPr>
         <w:t>TO WHOMSOEVER IT MAY CONERN</w:t>
       </w:r>
+    </w:p>
+    <w:p>
+      <w:pPr>
+        <w:rPr>
+          <w:b/>
+          <w:sz w:val="32"/>
+          <w:szCs w:val="32"/>
+        </w:rPr>
+      </w:pPr>
     </w:p>
     <w:p>
       <w:pPr>
@@ -123,11 +453,8 @@
     <w:p>
       <w:pPr>
         <w:pStyle w:val="TableParagraph"/>
-        <w:ind w:left="0" w:hanging="5"/>
-        <w:jc w:val="both"/>
-        <w:rPr>
-          <w:sz w:val="24"/>
-        </w:rPr>
+        <w:spacing w:line="203" w:lineRule="exact"/>
+        <w:ind w:left="33" w:right="3"/>
       </w:pPr>
       <w:r>
         <w:t xml:space="preserve"> B K EXPORTS 90, </w:t>
@@ -159,137 +486,216 @@
       <w:r>
         <w:t xml:space="preserve"> </w:t>
       </w:r>
+      <w:r>
+        <w:t>vide invoice no</w:t>
+      </w:r>
+      <w:r>
+        <w:t xml:space="preserve"> 6</w:t>
+      </w:r>
+      <w:bookmarkStart w:id="0" w:name="_GoBack"/>
+      <w:bookmarkEnd w:id="0"/>
+      <w:r>
+        <w:t xml:space="preserve"> </w:t>
+      </w:r>
+      <w:r>
+        <w:t xml:space="preserve"> dated </w:t>
+      </w:r>
+      <w:r>
+        <w:t>29</w:t>
+      </w:r>
+      <w:r>
+        <w:t>-05</w:t>
+      </w:r>
+      <w:r>
+        <w:t>-2026</w:t>
+      </w:r>
+      <w:r>
+        <w:t xml:space="preserve"> for export to  </w:t>
+      </w:r>
+      <w:r>
+        <w:t>VIETNAM</w:t>
+      </w:r>
+      <w:r>
+        <w:t xml:space="preserve"> .  The  product  listed  in  the  invoice  has </w:t>
+      </w:r>
+      <w:r>
+        <w:t xml:space="preserve"> been  manufactured  by  us  at </w:t>
+      </w:r>
+      <w:proofErr w:type="spellStart"/>
+      <w:r>
+        <w:t>Sy</w:t>
+      </w:r>
+      <w:proofErr w:type="spellEnd"/>
+      <w:r>
+        <w:t xml:space="preserve">. No. 241/A2, </w:t>
+      </w:r>
+      <w:proofErr w:type="spellStart"/>
+      <w:r>
+        <w:t>Bommavaripalli</w:t>
+      </w:r>
+      <w:proofErr w:type="spellEnd"/>
+      <w:r>
+        <w:t xml:space="preserve"> Village, Rama </w:t>
+      </w:r>
+      <w:proofErr w:type="spellStart"/>
+      <w:r>
+        <w:t>Naidupalli</w:t>
+      </w:r>
+      <w:proofErr w:type="spellEnd"/>
+      <w:r>
+        <w:t xml:space="preserve"> Post, G.D. Nellore Mandal, </w:t>
+      </w:r>
+      <w:proofErr w:type="spellStart"/>
+      <w:r>
+        <w:t>Chittoor</w:t>
+      </w:r>
+      <w:proofErr w:type="spellEnd"/>
+      <w:r>
+        <w:t xml:space="preserve"> District, A.P. – 517002</w:t>
+      </w:r>
+      <w:r>
+        <w:t xml:space="preserve"> </w:t>
+      </w:r>
+      <w:r>
+        <w:t>GSTIN - 37AARFG0922C1ZL</w:t>
+      </w:r>
+      <w:r>
+        <w:t xml:space="preserve"> </w:t>
+      </w:r>
+      <w:r>
+        <w:t>using indigenous raw material/components only and satisfy the</w:t>
+      </w:r>
+      <w:r>
+        <w:t xml:space="preserve"> rules of origin under Asian India Free Trade Agreement (AIFTA) . There is no imported/undetermined origin raw material used in the manufacture of the product.</w:t>
+      </w:r>
+    </w:p>
+    <w:p>
+      <w:r>
+        <w:t>I undertake to make available any supporting documents to the EIA to confirm the origin status of the product whenever required.</w:t>
+      </w:r>
+    </w:p>
+    <w:p/>
+    <w:p>
+      <w:r>
+        <w:tab/>
+      </w:r>
+      <w:r>
+        <w:tab/>
+      </w:r>
+      <w:r>
+        <w:tab/>
+      </w:r>
+      <w:r>
+        <w:tab/>
+      </w:r>
+      <w:r>
+        <w:tab/>
+      </w:r>
+      <w:r>
+        <w:tab/>
+      </w:r>
+      <w:r>
+        <w:tab/>
+      </w:r>
+      <w:r>
+        <w:tab/>
+      </w:r>
+      <w:r>
+        <w:t xml:space="preserve">              </w:t>
+      </w:r>
+      <w:r>
+        <w:t xml:space="preserve">    For, </w:t>
+      </w:r>
+    </w:p>
+    <w:p>
+      <w:pPr>
+        <w:pStyle w:val="TableParagraph"/>
+        <w:spacing w:before="3"/>
+        <w:ind w:left="33" w:right="1"/>
+        <w:rPr>
+          <w:b/>
+          <w:sz w:val="39"/>
+        </w:rPr>
+      </w:pPr>
       <w:proofErr w:type="gramStart"/>
       <w:r>
-        <w:t>vide</w:t>
+        <w:t>Place :</w:t>
       </w:r>
       <w:proofErr w:type="gramEnd"/>
       <w:r>
-        <w:t xml:space="preserve"> invoice no</w:t>
-      </w:r>
-      <w:r>
-        <w:t xml:space="preserve"> 30</w:t>
-      </w:r>
-      <w:r>
-        <w:t xml:space="preserve"> </w:t>
-      </w:r>
-      <w:r>
-        <w:t xml:space="preserve"> dated </w:t>
-      </w:r>
-      <w:r>
-        <w:t>30</w:t>
-      </w:r>
-      <w:r>
-        <w:t>-03-2026</w:t>
-      </w:r>
-      <w:r>
-        <w:t xml:space="preserve"> for export to  </w:t>
-      </w:r>
-      <w:r>
-        <w:t>VIETNAM</w:t>
-      </w:r>
-      <w:r>
-        <w:t xml:space="preserve"> .  The  product  listed  in  the  invoice  has </w:t>
-      </w:r>
-      <w:r>
-        <w:t xml:space="preserve"> been  manufactured  by  us  at </w:t>
-      </w:r>
-      <w:r>
-        <w:t xml:space="preserve">SY NO.164/AA, MUDIGONDA KHAMMAM RURAL KHAMMAM DIST.-T.S. GSTIN/UIN: 36ADMFS8645N1Z3 State Name : </w:t>
+        <w:t xml:space="preserve"> </w:t>
       </w:r>
       <w:proofErr w:type="spellStart"/>
       <w:r>
-        <w:t>Telangana</w:t>
+        <w:rPr>
+          <w:rFonts w:cs="Times New Roman"/>
+          <w:lang w:val="en-IN"/>
+        </w:rPr>
+        <w:t>Chit</w:t>
+      </w:r>
+      <w:r>
+        <w:rPr>
+          <w:rFonts w:cs="Times New Roman"/>
+          <w:lang w:val="en-IN"/>
+        </w:rPr>
+        <w:t>t</w:t>
+      </w:r>
+      <w:r>
+        <w:rPr>
+          <w:rFonts w:cs="Times New Roman"/>
+          <w:lang w:val="en-IN"/>
+        </w:rPr>
+        <w:t>oor</w:t>
       </w:r>
       <w:proofErr w:type="spellEnd"/>
       <w:r>
-        <w:t>, Code : 36</w:t>
-      </w:r>
-      <w:r>
-        <w:t xml:space="preserve"> </w:t>
-      </w:r>
-      <w:r>
-        <w:t>using indigenous raw material/components only and satisfy the rules of origin under Asian India Free Trade Agreement (AIFTA) . There is no imported/undetermined origin raw material used in the manufacture of the product.</w:t>
-      </w:r>
-    </w:p>
-    <w:p>
-      <w:r>
-        <w:t>I undertake to make available any supporting documents to the EIA to confirm the origin status of the product whenever required.</w:t>
-      </w:r>
+        <w:rPr>
+          <w:rFonts w:cs="Times New Roman"/>
+          <w:lang w:val="en-IN"/>
+        </w:rPr>
+        <w:t xml:space="preserve">                                                 </w:t>
+      </w:r>
+      <w:r>
+        <w:rPr>
+          <w:rFonts w:cs="Times New Roman"/>
+          <w:lang w:val="en-IN"/>
+        </w:rPr>
+        <w:t xml:space="preserve">                                                </w:t>
+      </w:r>
+      <w:r>
+        <w:rPr>
+          <w:rFonts w:cs="Times New Roman"/>
+          <w:lang w:val="en-IN"/>
+        </w:rPr>
+        <w:t xml:space="preserve"> </w:t>
+      </w:r>
+      <w:r>
+        <w:rPr>
+          <w:rFonts w:cs="Times New Roman"/>
+          <w:lang w:val="en-IN"/>
+        </w:rPr>
+        <w:t xml:space="preserve">         </w:t>
+      </w:r>
+      <w:r>
+        <w:rPr>
+          <w:rFonts w:cs="Times New Roman"/>
+          <w:lang w:val="en-IN"/>
+        </w:rPr>
+        <w:t>GAJANANA GRANITES</w:t>
+      </w:r>
+    </w:p>
+    <w:p>
+      <w:pPr>
+        <w:pStyle w:val="TableParagraph"/>
+        <w:tabs>
+          <w:tab w:val="left" w:pos="9498"/>
+        </w:tabs>
+        <w:ind w:right="708"/>
+      </w:pPr>
     </w:p>
     <w:p/>
     <w:p>
       <w:r>
-        <w:tab/>
-      </w:r>
-      <w:r>
-        <w:tab/>
-      </w:r>
-      <w:r>
-        <w:tab/>
-      </w:r>
-      <w:r>
-        <w:tab/>
-      </w:r>
-      <w:r>
-        <w:tab/>
-      </w:r>
-      <w:r>
-        <w:tab/>
-      </w:r>
-      <w:r>
-        <w:tab/>
-      </w:r>
-      <w:r>
-        <w:tab/>
-      </w:r>
-      <w:r>
-        <w:t xml:space="preserve">              </w:t>
-      </w:r>
-      <w:r>
-        <w:t xml:space="preserve">    For, </w:t>
-      </w:r>
-    </w:p>
-    <w:p>
-      <w:proofErr w:type="gramStart"/>
-      <w:r>
-        <w:t>Place :</w:t>
-      </w:r>
-      <w:proofErr w:type="gramEnd"/>
-      <w:r>
-        <w:t xml:space="preserve"> </w:t>
-      </w:r>
-      <w:proofErr w:type="spellStart"/>
-      <w:r>
-        <w:t>Khammam</w:t>
-      </w:r>
-      <w:proofErr w:type="spellEnd"/>
-      <w:r>
-        <w:t xml:space="preserve">                                                                                 </w:t>
-      </w:r>
-      <w:r>
-        <w:t xml:space="preserve">        </w:t>
-      </w:r>
-      <w:r>
-        <w:t xml:space="preserve">                  </w:t>
-      </w:r>
-      <w:r>
-        <w:t xml:space="preserve"> </w:t>
-      </w:r>
-      <w:r>
-        <w:t xml:space="preserve">SRI </w:t>
-      </w:r>
-      <w:proofErr w:type="spellStart"/>
-      <w:r>
-        <w:t>SRI</w:t>
-      </w:r>
-      <w:proofErr w:type="spellEnd"/>
-      <w:r>
-        <w:t xml:space="preserve"> VIJAYALAXMI GRANITES</w:t>
-      </w:r>
-    </w:p>
-    <w:p>
-      <w:r>
         <w:t xml:space="preserve">Date: </w:t>
       </w:r>
       <w:r>
@@ -299,7 +705,7 @@
         <w:t>-</w:t>
       </w:r>
       <w:r>
-        <w:t>04</w:t>
+        <w:t>06</w:t>
       </w:r>
       <w:r>
         <w:t>-202</w:t>
@@ -319,31 +725,26 @@
       <w:r>
         <w:rPr>
           <w:noProof/>
+          <w:sz w:val="20"/>
           <w:lang w:eastAsia="en-IN"/>
         </w:rPr>
         <w:drawing>
-          <wp:inline distT="0" distB="0" distL="0" distR="0">
-            <wp:extent cx="731521" cy="615697"/>
+          <wp:inline distT="0" distB="0" distL="0" distR="0" wp14:anchorId="06A9F094" wp14:editId="407F16A3">
+            <wp:extent cx="1534901" cy="274319"/>
             <wp:effectExtent l="0" t="0" r="0" b="0"/>
-            <wp:docPr id="1" name="Picture 1"/>
+            <wp:docPr id="1" name="Image 1"/>
             <wp:cNvGraphicFramePr>
-              <a:graphicFrameLocks xmlns:a="http://schemas.openxmlformats.org/drawingml/2006/main" noChangeAspect="1"/>
+              <a:graphicFrameLocks xmlns:a="http://schemas.openxmlformats.org/drawingml/2006/main"/>
             </wp:cNvGraphicFramePr>
             <a:graphic xmlns:a="http://schemas.openxmlformats.org/drawingml/2006/main">
               <a:graphicData uri="http://schemas.openxmlformats.org/drawingml/2006/picture">
                 <pic:pic xmlns:pic="http://schemas.openxmlformats.org/drawingml/2006/picture">
                   <pic:nvPicPr>
-                    <pic:cNvPr id="1" name="LAKKU.png"/>
+                    <pic:cNvPr id="1" name="Image 1"/>
                     <pic:cNvPicPr/>
                   </pic:nvPicPr>
                   <pic:blipFill>
-                    <a:blip r:embed="rId4" cstate="print">
-                      <a:extLst>
-                        <a:ext uri="{28A0092B-C50C-407E-A947-70E740481C1C}">
-                          <a14:useLocalDpi xmlns:a14="http://schemas.microsoft.com/office/drawing/2010/main" val="0"/>
-                        </a:ext>
-                      </a:extLst>
-                    </a:blip>
+                    <a:blip r:embed="rId4" cstate="print"/>
                     <a:stretch>
                       <a:fillRect/>
                     </a:stretch>
@@ -351,7 +752,7 @@
                   <pic:spPr>
                     <a:xfrm>
                       <a:off x="0" y="0"/>
-                      <a:ext cx="731521" cy="615697"/>
+                      <a:ext cx="1534901" cy="274319"/>
                     </a:xfrm>
                     <a:prstGeom prst="rect">
                       <a:avLst/>
@@ -363,8 +764,6 @@
           </wp:inline>
         </w:drawing>
       </w:r>
-      <w:bookmarkStart w:id="0" w:name="_GoBack"/>
-      <w:bookmarkEnd w:id="0"/>
     </w:p>
     <w:p>
       <w:r>

--- a/COMPANY LETTER HEAD FOR AIFTA.docx
+++ b/COMPANY LETTER HEAD FOR AIFTA.docx
@@ -2,6 +2,28 @@
 <file path=word/document.xml><?xml version="1.0" encoding="utf-8"?>
 <w:document xmlns:wpc="http://schemas.microsoft.com/office/word/2010/wordprocessingCanvas" xmlns:mc="http://schemas.openxmlformats.org/markup-compatibility/2006" xmlns:o="urn:schemas-microsoft-com:office:office" xmlns:r="http://schemas.openxmlformats.org/officeDocument/2006/relationships" xmlns:m="http://schemas.openxmlformats.org/officeDocument/2006/math" xmlns:v="urn:schemas-microsoft-com:vml" xmlns:wp14="http://schemas.microsoft.com/office/word/2010/wordprocessingDrawing" xmlns:wp="http://schemas.openxmlformats.org/drawingml/2006/wordprocessingDrawing" xmlns:w10="urn:schemas-microsoft-com:office:word" xmlns:w="http://schemas.openxmlformats.org/wordprocessingml/2006/main" xmlns:w14="http://schemas.microsoft.com/office/word/2010/wordml" xmlns:w15="http://schemas.microsoft.com/office/word/2012/wordml" xmlns:wpg="http://schemas.microsoft.com/office/word/2010/wordprocessingGroup" xmlns:wpi="http://schemas.microsoft.com/office/word/2010/wordprocessingInk" xmlns:wne="http://schemas.microsoft.com/office/word/2006/wordml" xmlns:wps="http://schemas.microsoft.com/office/word/2010/wordprocessingShape" mc:Ignorable="w14 w15 wp14">
   <w:body>
+    <w:p>
+      <w:pPr>
+        <w:pStyle w:val="TableParagraph"/>
+        <w:pBdr>
+          <w:bottom w:val="single" w:sz="6" w:space="1" w:color="auto"/>
+        </w:pBdr>
+        <w:spacing w:before="3"/>
+        <w:ind w:left="33" w:right="1"/>
+        <w:jc w:val="center"/>
+        <w:rPr>
+          <w:sz w:val="52"/>
+          <w:szCs w:val="52"/>
+        </w:rPr>
+      </w:pPr>
+      <w:r>
+        <w:rPr>
+          <w:sz w:val="52"/>
+          <w:szCs w:val="52"/>
+        </w:rPr>
+        <w:t>SRI RAGHURAMA GRANITE INDUSTRIES</w:t>
+      </w:r>
+    </w:p>
     <w:p>
       <w:pPr>
         <w:pStyle w:val="TableParagraph"/>
@@ -10,47 +32,6 @@
         <w:jc w:val="center"/>
         <w:rPr>
           <w:b/>
-          <w:spacing w:val="-2"/>
-          <w:sz w:val="39"/>
-          <w:u w:val="single"/>
-        </w:rPr>
-      </w:pPr>
-      <w:r>
-        <w:rPr>
-          <w:b/>
-          <w:spacing w:val="-2"/>
-          <w:sz w:val="39"/>
-          <w:u w:val="single"/>
-        </w:rPr>
-        <w:t>GAJANANA</w:t>
-      </w:r>
-      <w:r>
-        <w:rPr>
-          <w:b/>
-          <w:spacing w:val="-7"/>
-          <w:sz w:val="39"/>
-          <w:u w:val="single"/>
-        </w:rPr>
-        <w:t xml:space="preserve"> </w:t>
-      </w:r>
-      <w:r>
-        <w:rPr>
-          <w:b/>
-          <w:spacing w:val="-2"/>
-          <w:sz w:val="39"/>
-          <w:u w:val="single"/>
-        </w:rPr>
-        <w:t>GRANITES</w:t>
-      </w:r>
-    </w:p>
-    <w:p>
-      <w:pPr>
-        <w:pStyle w:val="TableParagraph"/>
-        <w:spacing w:before="3"/>
-        <w:ind w:left="33" w:right="1"/>
-        <w:jc w:val="center"/>
-        <w:rPr>
-          <w:b/>
           <w:sz w:val="39"/>
         </w:rPr>
       </w:pPr>
@@ -61,259 +42,28 @@
         <w:spacing w:line="203" w:lineRule="exact"/>
         <w:ind w:left="33" w:right="3"/>
         <w:jc w:val="center"/>
-        <w:rPr>
-          <w:b/>
-          <w:spacing w:val="-2"/>
-          <w:sz w:val="17"/>
-        </w:rPr>
       </w:pPr>
+      <w:r>
+        <w:t>Sy.No.281/A, 282/E</w:t>
+      </w:r>
+      <w:proofErr w:type="gramStart"/>
+      <w:r>
+        <w:t>,283</w:t>
+      </w:r>
+      <w:proofErr w:type="gramEnd"/>
+      <w:r>
+        <w:t xml:space="preserve">/AA &amp; 284/E I.D.A, </w:t>
+      </w:r>
       <w:proofErr w:type="spellStart"/>
       <w:r>
-        <w:rPr>
-          <w:b/>
-          <w:sz w:val="17"/>
-        </w:rPr>
-        <w:t>Sy</w:t>
+        <w:t>Kaikondaigudem</w:t>
       </w:r>
       <w:proofErr w:type="spellEnd"/>
       <w:r>
-        <w:rPr>
-          <w:b/>
-          <w:sz w:val="17"/>
-        </w:rPr>
-        <w:t>.</w:t>
-      </w:r>
-      <w:r>
-        <w:rPr>
-          <w:b/>
-          <w:spacing w:val="4"/>
-          <w:sz w:val="17"/>
-        </w:rPr>
+        <w:t xml:space="preserve"> Village,</w:t>
+      </w:r>
+      <w:r>
         <w:t xml:space="preserve"> </w:t>
-      </w:r>
-      <w:r>
-        <w:rPr>
-          <w:b/>
-          <w:sz w:val="17"/>
-        </w:rPr>
-        <w:t>No.</w:t>
-      </w:r>
-      <w:r>
-        <w:rPr>
-          <w:b/>
-          <w:spacing w:val="6"/>
-          <w:sz w:val="17"/>
-        </w:rPr>
-        <w:t xml:space="preserve"> </w:t>
-      </w:r>
-      <w:r>
-        <w:rPr>
-          <w:b/>
-          <w:sz w:val="17"/>
-        </w:rPr>
-        <w:t>241/A2,</w:t>
-      </w:r>
-      <w:r>
-        <w:rPr>
-          <w:b/>
-          <w:spacing w:val="6"/>
-          <w:sz w:val="17"/>
-        </w:rPr>
-        <w:t xml:space="preserve"> </w:t>
-      </w:r>
-      <w:proofErr w:type="spellStart"/>
-      <w:r>
-        <w:rPr>
-          <w:b/>
-          <w:sz w:val="17"/>
-        </w:rPr>
-        <w:t>Bommavaripalli</w:t>
-      </w:r>
-      <w:proofErr w:type="spellEnd"/>
-      <w:r>
-        <w:rPr>
-          <w:b/>
-          <w:spacing w:val="6"/>
-          <w:sz w:val="17"/>
-        </w:rPr>
-        <w:t xml:space="preserve"> </w:t>
-      </w:r>
-      <w:r>
-        <w:rPr>
-          <w:b/>
-          <w:sz w:val="17"/>
-        </w:rPr>
-        <w:t>Village,</w:t>
-      </w:r>
-      <w:r>
-        <w:rPr>
-          <w:b/>
-          <w:spacing w:val="5"/>
-          <w:sz w:val="17"/>
-        </w:rPr>
-        <w:t xml:space="preserve"> </w:t>
-      </w:r>
-      <w:r>
-        <w:rPr>
-          <w:b/>
-          <w:sz w:val="17"/>
-        </w:rPr>
-        <w:t>Rama</w:t>
-      </w:r>
-      <w:r>
-        <w:rPr>
-          <w:b/>
-          <w:spacing w:val="7"/>
-          <w:sz w:val="17"/>
-        </w:rPr>
-        <w:t xml:space="preserve"> </w:t>
-      </w:r>
-      <w:proofErr w:type="spellStart"/>
-      <w:r>
-        <w:rPr>
-          <w:b/>
-          <w:sz w:val="17"/>
-        </w:rPr>
-        <w:t>Naidupalli</w:t>
-      </w:r>
-      <w:proofErr w:type="spellEnd"/>
-      <w:r>
-        <w:rPr>
-          <w:b/>
-          <w:spacing w:val="6"/>
-          <w:sz w:val="17"/>
-        </w:rPr>
-        <w:t xml:space="preserve"> </w:t>
-      </w:r>
-      <w:r>
-        <w:rPr>
-          <w:b/>
-          <w:sz w:val="17"/>
-        </w:rPr>
-        <w:t>Post,</w:t>
-      </w:r>
-      <w:r>
-        <w:rPr>
-          <w:b/>
-          <w:spacing w:val="8"/>
-          <w:sz w:val="17"/>
-        </w:rPr>
-        <w:t xml:space="preserve"> </w:t>
-      </w:r>
-      <w:r>
-        <w:rPr>
-          <w:b/>
-          <w:sz w:val="17"/>
-        </w:rPr>
-        <w:t>G.D.</w:t>
-      </w:r>
-      <w:r>
-        <w:rPr>
-          <w:b/>
-          <w:spacing w:val="6"/>
-          <w:sz w:val="17"/>
-        </w:rPr>
-        <w:t xml:space="preserve"> </w:t>
-      </w:r>
-      <w:r>
-        <w:rPr>
-          <w:b/>
-          <w:sz w:val="17"/>
-        </w:rPr>
-        <w:t>Nellore</w:t>
-      </w:r>
-      <w:r>
-        <w:rPr>
-          <w:b/>
-          <w:spacing w:val="7"/>
-          <w:sz w:val="17"/>
-        </w:rPr>
-        <w:t xml:space="preserve"> </w:t>
-      </w:r>
-      <w:r>
-        <w:rPr>
-          <w:b/>
-          <w:sz w:val="17"/>
-        </w:rPr>
-        <w:t>Mandal,</w:t>
-      </w:r>
-      <w:r>
-        <w:rPr>
-          <w:b/>
-          <w:spacing w:val="7"/>
-          <w:sz w:val="17"/>
-        </w:rPr>
-        <w:t xml:space="preserve"> </w:t>
-      </w:r>
-      <w:proofErr w:type="spellStart"/>
-      <w:r>
-        <w:rPr>
-          <w:b/>
-          <w:sz w:val="17"/>
-        </w:rPr>
-        <w:t>Chittoor</w:t>
-      </w:r>
-      <w:proofErr w:type="spellEnd"/>
-      <w:r>
-        <w:rPr>
-          <w:b/>
-          <w:spacing w:val="7"/>
-          <w:sz w:val="17"/>
-        </w:rPr>
-        <w:t xml:space="preserve"> </w:t>
-      </w:r>
-      <w:r>
-        <w:rPr>
-          <w:b/>
-          <w:sz w:val="17"/>
-        </w:rPr>
-        <w:t>District,</w:t>
-      </w:r>
-      <w:r>
-        <w:rPr>
-          <w:b/>
-          <w:spacing w:val="7"/>
-          <w:sz w:val="17"/>
-        </w:rPr>
-        <w:t xml:space="preserve"> </w:t>
-      </w:r>
-      <w:r>
-        <w:rPr>
-          <w:b/>
-          <w:sz w:val="17"/>
-        </w:rPr>
-        <w:t>A.P.</w:t>
-      </w:r>
-      <w:r>
-        <w:rPr>
-          <w:b/>
-          <w:spacing w:val="5"/>
-          <w:sz w:val="17"/>
-        </w:rPr>
-        <w:t xml:space="preserve"> </w:t>
-      </w:r>
-      <w:r>
-        <w:rPr>
-          <w:b/>
-          <w:sz w:val="17"/>
-        </w:rPr>
-        <w:t>–</w:t>
-      </w:r>
-      <w:r>
-        <w:rPr>
-          <w:b/>
-          <w:spacing w:val="7"/>
-          <w:sz w:val="17"/>
-        </w:rPr>
-        <w:t xml:space="preserve"> </w:t>
-      </w:r>
-      <w:r>
-        <w:rPr>
-          <w:b/>
-          <w:spacing w:val="-2"/>
-          <w:sz w:val="17"/>
-        </w:rPr>
-        <w:t>517002</w:t>
       </w:r>
     </w:p>
     <w:p>
@@ -327,6 +77,35 @@
           <w:sz w:val="17"/>
         </w:rPr>
       </w:pPr>
+      <w:proofErr w:type="spellStart"/>
+      <w:r>
+        <w:t>Khammam</w:t>
+      </w:r>
+      <w:proofErr w:type="spellEnd"/>
+      <w:r>
+        <w:t xml:space="preserve"> Urban </w:t>
+      </w:r>
+      <w:proofErr w:type="spellStart"/>
+      <w:r>
+        <w:t>Mdl</w:t>
+      </w:r>
+      <w:proofErr w:type="spellEnd"/>
+      <w:r>
+        <w:t xml:space="preserve">, </w:t>
+      </w:r>
+      <w:proofErr w:type="spellStart"/>
+      <w:r>
+        <w:t>Khammam</w:t>
+      </w:r>
+      <w:proofErr w:type="spellEnd"/>
+      <w:r>
+        <w:t xml:space="preserve"> </w:t>
+      </w:r>
+      <w:proofErr w:type="spellStart"/>
+      <w:r>
+        <w:t>Dist</w:t>
+      </w:r>
+      <w:proofErr w:type="spellEnd"/>
     </w:p>
     <w:p>
       <w:pPr>
@@ -364,7 +143,6 @@
       <w:r>
         <w:rPr>
           <w:b/>
-          <w:spacing w:val="-6"/>
           <w:sz w:val="26"/>
         </w:rPr>
         <w:t xml:space="preserve"> </w:t>
@@ -372,10 +150,9 @@
       <w:r>
         <w:rPr>
           <w:b/>
-          <w:spacing w:val="-2"/>
           <w:sz w:val="26"/>
         </w:rPr>
-        <w:t>37AARFG0922C1ZL</w:t>
+        <w:t>36ABHFS2102F1ZL</w:t>
       </w:r>
     </w:p>
     <w:p>
@@ -486,14 +263,17 @@
       <w:r>
         <w:t xml:space="preserve"> </w:t>
       </w:r>
-      <w:r>
-        <w:t>vide invoice no</w:t>
-      </w:r>
-      <w:r>
-        <w:t xml:space="preserve"> 6</w:t>
-      </w:r>
-      <w:bookmarkStart w:id="0" w:name="_GoBack"/>
-      <w:bookmarkEnd w:id="0"/>
+      <w:proofErr w:type="gramStart"/>
+      <w:r>
+        <w:t>vide</w:t>
+      </w:r>
+      <w:proofErr w:type="gramEnd"/>
+      <w:r>
+        <w:t xml:space="preserve"> invoice no</w:t>
+      </w:r>
+      <w:r>
+        <w:t xml:space="preserve"> 16/26-27</w:t>
+      </w:r>
       <w:r>
         <w:t xml:space="preserve"> </w:t>
       </w:r>
@@ -501,10 +281,7 @@
         <w:t xml:space="preserve"> dated </w:t>
       </w:r>
       <w:r>
-        <w:t>29</w:t>
-      </w:r>
-      <w:r>
-        <w:t>-05</w:t>
+        <w:t>11-08</w:t>
       </w:r>
       <w:r>
         <w:t>-2026</w:t>
@@ -521,44 +298,49 @@
       <w:r>
         <w:t xml:space="preserve"> been  manufactured  by  us  at </w:t>
       </w:r>
+      <w:r>
+        <w:t xml:space="preserve">Sy.No.281/A, 282/E,283/AA &amp; 284/E I.D.A, </w:t>
+      </w:r>
       <w:proofErr w:type="spellStart"/>
       <w:r>
-        <w:t>Sy</w:t>
+        <w:t>Kaikondaigudem</w:t>
       </w:r>
       <w:proofErr w:type="spellEnd"/>
       <w:r>
-        <w:t xml:space="preserve">. No. 241/A2, </w:t>
+        <w:t xml:space="preserve"> Village,</w:t>
+      </w:r>
+      <w:r>
+        <w:t xml:space="preserve"> </w:t>
       </w:r>
       <w:proofErr w:type="spellStart"/>
       <w:r>
-        <w:t>Bommavaripalli</w:t>
+        <w:t>Khammam</w:t>
       </w:r>
       <w:proofErr w:type="spellEnd"/>
       <w:r>
-        <w:t xml:space="preserve"> Village, Rama </w:t>
+        <w:t xml:space="preserve"> Urban </w:t>
       </w:r>
       <w:proofErr w:type="spellStart"/>
       <w:r>
-        <w:t>Naidupalli</w:t>
+        <w:t>Mdl</w:t>
       </w:r>
       <w:proofErr w:type="spellEnd"/>
       <w:r>
-        <w:t xml:space="preserve"> Post, G.D. Nellore Mandal, </w:t>
+        <w:t xml:space="preserve">, </w:t>
       </w:r>
       <w:proofErr w:type="spellStart"/>
       <w:r>
-        <w:t>Chittoor</w:t>
+        <w:t>Khammam</w:t>
       </w:r>
       <w:proofErr w:type="spellEnd"/>
       <w:r>
-        <w:t xml:space="preserve"> District, A.P. – 517002</w:t>
-      </w:r>
-      <w:r>
         <w:t xml:space="preserve"> </w:t>
       </w:r>
-      <w:r>
-        <w:t>GSTIN - 37AARFG0922C1ZL</w:t>
-      </w:r>
+      <w:proofErr w:type="spellStart"/>
+      <w:r>
+        <w:t>Dist</w:t>
+      </w:r>
+      <w:proofErr w:type="spellEnd"/>
       <w:r>
         <w:t xml:space="preserve"> </w:t>
       </w:r>
@@ -631,81 +413,34 @@
           <w:rFonts w:cs="Times New Roman"/>
           <w:lang w:val="en-IN"/>
         </w:rPr>
-        <w:t>Chit</w:t>
-      </w:r>
+        <w:t>Khammam</w:t>
+      </w:r>
+      <w:proofErr w:type="spellEnd"/>
       <w:r>
         <w:rPr>
           <w:rFonts w:cs="Times New Roman"/>
           <w:lang w:val="en-IN"/>
         </w:rPr>
-        <w:t>t</w:t>
-      </w:r>
-      <w:r>
-        <w:rPr>
-          <w:rFonts w:cs="Times New Roman"/>
-          <w:lang w:val="en-IN"/>
-        </w:rPr>
-        <w:t>oor</w:t>
-      </w:r>
-      <w:proofErr w:type="spellEnd"/>
-      <w:r>
-        <w:rPr>
-          <w:rFonts w:cs="Times New Roman"/>
-          <w:lang w:val="en-IN"/>
-        </w:rPr>
-        <w:t xml:space="preserve">                                                 </w:t>
-      </w:r>
-      <w:r>
-        <w:rPr>
-          <w:rFonts w:cs="Times New Roman"/>
-          <w:lang w:val="en-IN"/>
-        </w:rPr>
-        <w:t xml:space="preserve">                                                </w:t>
-      </w:r>
-      <w:r>
-        <w:rPr>
-          <w:rFonts w:cs="Times New Roman"/>
-          <w:lang w:val="en-IN"/>
-        </w:rPr>
-        <w:t xml:space="preserve"> </w:t>
-      </w:r>
-      <w:r>
-        <w:rPr>
-          <w:rFonts w:cs="Times New Roman"/>
-          <w:lang w:val="en-IN"/>
-        </w:rPr>
-        <w:t xml:space="preserve">         </w:t>
-      </w:r>
-      <w:r>
-        <w:rPr>
-          <w:rFonts w:cs="Times New Roman"/>
-          <w:lang w:val="en-IN"/>
-        </w:rPr>
-        <w:t>GAJANANA GRANITES</w:t>
-      </w:r>
-    </w:p>
-    <w:p>
-      <w:pPr>
-        <w:pStyle w:val="TableParagraph"/>
-        <w:tabs>
-          <w:tab w:val="left" w:pos="9498"/>
-        </w:tabs>
-        <w:ind w:right="708"/>
-      </w:pPr>
-    </w:p>
-    <w:p/>
+        <w:t xml:space="preserve">                                                                                     </w:t>
+      </w:r>
+      <w:r>
+        <w:t>SRI RAGHURAMA GRANITE INDUSTRIES</w:t>
+      </w:r>
+      <w:bookmarkStart w:id="0" w:name="_GoBack"/>
+      <w:bookmarkEnd w:id="0"/>
+    </w:p>
     <w:p>
       <w:r>
         <w:t xml:space="preserve">Date: </w:t>
       </w:r>
       <w:r>
-        <w:t>10</w:t>
+        <w:t>18</w:t>
       </w:r>
       <w:r>
         <w:t>-</w:t>
       </w:r>
       <w:r>
-        <w:t>06</w:t>
+        <w:t>08</w:t>
       </w:r>
       <w:r>
         <w:t>-202</w:t>
@@ -725,38 +460,50 @@
       <w:r>
         <w:rPr>
           <w:noProof/>
-          <w:sz w:val="20"/>
           <w:lang w:eastAsia="en-IN"/>
         </w:rPr>
         <w:drawing>
-          <wp:inline distT="0" distB="0" distL="0" distR="0" wp14:anchorId="06A9F094" wp14:editId="407F16A3">
-            <wp:extent cx="1534901" cy="274319"/>
+          <wp:inline distT="0" distB="0" distL="0" distR="0">
+            <wp:extent cx="744311" cy="610364"/>
             <wp:effectExtent l="0" t="0" r="0" b="0"/>
-            <wp:docPr id="1" name="Image 1"/>
+            <wp:docPr id="2" name="Picture 2" descr="E:\B K EXPORTS\BK Exports bills\Marker Invoices\Ram Joshi.png"/>
             <wp:cNvGraphicFramePr>
-              <a:graphicFrameLocks xmlns:a="http://schemas.openxmlformats.org/drawingml/2006/main"/>
+              <a:graphicFrameLocks xmlns:a="http://schemas.openxmlformats.org/drawingml/2006/main" noChangeAspect="1"/>
             </wp:cNvGraphicFramePr>
             <a:graphic xmlns:a="http://schemas.openxmlformats.org/drawingml/2006/main">
               <a:graphicData uri="http://schemas.openxmlformats.org/drawingml/2006/picture">
                 <pic:pic xmlns:pic="http://schemas.openxmlformats.org/drawingml/2006/picture">
                   <pic:nvPicPr>
-                    <pic:cNvPr id="1" name="Image 1"/>
-                    <pic:cNvPicPr/>
+                    <pic:cNvPr id="0" name="Picture 1" descr="E:\B K EXPORTS\BK Exports bills\Marker Invoices\Ram Joshi.png"/>
+                    <pic:cNvPicPr>
+                      <a:picLocks noChangeAspect="1" noChangeArrowheads="1"/>
+                    </pic:cNvPicPr>
                   </pic:nvPicPr>
                   <pic:blipFill>
-                    <a:blip r:embed="rId4" cstate="print"/>
+                    <a:blip r:embed="rId4" cstate="print">
+                      <a:extLst>
+                        <a:ext uri="{28A0092B-C50C-407E-A947-70E740481C1C}">
+                          <a14:useLocalDpi xmlns:a14="http://schemas.microsoft.com/office/drawing/2010/main" val="0"/>
+                        </a:ext>
+                      </a:extLst>
+                    </a:blip>
+                    <a:srcRect/>
                     <a:stretch>
                       <a:fillRect/>
                     </a:stretch>
                   </pic:blipFill>
-                  <pic:spPr>
+                  <pic:spPr bwMode="auto">
                     <a:xfrm>
                       <a:off x="0" y="0"/>
-                      <a:ext cx="1534901" cy="274319"/>
+                      <a:ext cx="755593" cy="619616"/>
                     </a:xfrm>
                     <a:prstGeom prst="rect">
                       <a:avLst/>
                     </a:prstGeom>
+                    <a:noFill/>
+                    <a:ln>
+                      <a:noFill/>
+                    </a:ln>
                   </pic:spPr>
                 </pic:pic>
               </a:graphicData>
